--- a/sem-4/v2/lab-1/lab-1.docx
+++ b/sem-4/v2/lab-1/lab-1.docx
@@ -454,7 +454,6 @@
           <w:color w:val="000000"/>
           <w:sz w:val="26"/>
           <w:szCs w:val="26"/>
-          <w:lang w:val="en-US"/>
         </w:rPr>
       </w:pPr>
     </w:p>
@@ -467,7 +466,6 @@
           <w:color w:val="000000"/>
           <w:sz w:val="26"/>
           <w:szCs w:val="26"/>
-          <w:lang w:val="en-US"/>
         </w:rPr>
       </w:pPr>
     </w:p>
@@ -480,7 +478,6 @@
           <w:color w:val="000000"/>
           <w:sz w:val="26"/>
           <w:szCs w:val="26"/>
-          <w:lang w:val="en-US"/>
         </w:rPr>
       </w:pPr>
     </w:p>
@@ -1106,6 +1103,7 @@
                 <w:color w:val="000000"/>
                 <w:sz w:val="28"/>
                 <w:szCs w:val="28"/>
+                <w:lang w:val="en-US"/>
               </w:rPr>
             </w:pPr>
             <w:r>
@@ -1114,17 +1112,29 @@
                 <w:color w:val="000000"/>
                 <w:sz w:val="28"/>
                 <w:szCs w:val="28"/>
-              </w:rPr>
-              <w:t>2,53</w:t>
-            </w:r>
-            <w:r>
-              <w:rPr>
-                <w:rFonts w:ascii="Times New Roman" w:hAnsi="Times New Roman" w:cs="Times New Roman"/>
-                <w:color w:val="000000"/>
-                <w:sz w:val="28"/>
-                <w:szCs w:val="28"/>
-              </w:rPr>
-              <w:t>6</w:t>
+                <w:lang w:val="en-US"/>
+              </w:rPr>
+              <w:t>0.0</w:t>
+            </w:r>
+            <w:r>
+              <w:rPr>
+                <w:rFonts w:ascii="Times New Roman" w:hAnsi="Times New Roman" w:cs="Times New Roman"/>
+                <w:color w:val="000000"/>
+                <w:sz w:val="28"/>
+                <w:szCs w:val="28"/>
+                <w:lang w:val="en-US"/>
+              </w:rPr>
+              <w:t>0</w:t>
+            </w:r>
+            <w:r>
+              <w:rPr>
+                <w:rFonts w:ascii="Times New Roman" w:hAnsi="Times New Roman" w:cs="Times New Roman"/>
+                <w:color w:val="000000"/>
+                <w:sz w:val="28"/>
+                <w:szCs w:val="28"/>
+                <w:lang w:val="en-US"/>
+              </w:rPr>
+              <w:t>25</w:t>
             </w:r>
           </w:p>
         </w:tc>
@@ -1275,6 +1285,7 @@
                 <w:color w:val="000000"/>
                 <w:sz w:val="28"/>
                 <w:szCs w:val="28"/>
+                <w:lang w:val="en-US"/>
               </w:rPr>
             </w:pPr>
             <w:r>
@@ -1292,8 +1303,9 @@
                 <w:color w:val="000000"/>
                 <w:sz w:val="28"/>
                 <w:szCs w:val="28"/>
-              </w:rPr>
-              <w:t>735</w:t>
+                <w:lang w:val="en-US"/>
+              </w:rPr>
+              <w:t>693</w:t>
             </w:r>
           </w:p>
         </w:tc>
@@ -1308,6 +1320,7 @@
                 <w:color w:val="000000"/>
                 <w:sz w:val="28"/>
                 <w:szCs w:val="28"/>
+                <w:lang w:val="en-US"/>
               </w:rPr>
             </w:pPr>
             <w:r>
@@ -1316,27 +1329,9 @@
                 <w:color w:val="000000"/>
                 <w:sz w:val="28"/>
                 <w:szCs w:val="28"/>
-              </w:rPr>
-              <w:t>7</w:t>
-            </w:r>
-            <w:r>
-              <w:rPr>
-                <w:rFonts w:ascii="Times New Roman" w:hAnsi="Times New Roman" w:cs="Times New Roman"/>
-                <w:color w:val="000000"/>
-                <w:sz w:val="28"/>
-                <w:szCs w:val="28"/>
                 <w:lang w:val="en-US"/>
               </w:rPr>
-              <w:t>,</w:t>
-            </w:r>
-            <w:r>
-              <w:rPr>
-                <w:rFonts w:ascii="Times New Roman" w:hAnsi="Times New Roman" w:cs="Times New Roman"/>
-                <w:color w:val="000000"/>
-                <w:sz w:val="28"/>
-                <w:szCs w:val="28"/>
-              </w:rPr>
-              <w:t>267</w:t>
+              <w:t>2.832</w:t>
             </w:r>
           </w:p>
         </w:tc>
@@ -1487,6 +1482,7 @@
                 <w:color w:val="000000"/>
                 <w:sz w:val="28"/>
                 <w:szCs w:val="28"/>
+                <w:lang w:val="en-US"/>
               </w:rPr>
             </w:pPr>
             <w:r>
@@ -1505,8 +1501,9 @@
                 <w:color w:val="000000"/>
                 <w:sz w:val="28"/>
                 <w:szCs w:val="28"/>
-              </w:rPr>
-              <w:t>917</w:t>
+                <w:lang w:val="en-US"/>
+              </w:rPr>
+              <w:t>766</w:t>
             </w:r>
           </w:p>
         </w:tc>
@@ -1521,6 +1518,7 @@
                 <w:color w:val="000000"/>
                 <w:sz w:val="28"/>
                 <w:szCs w:val="28"/>
+                <w:lang w:val="en-US"/>
               </w:rPr>
             </w:pPr>
             <w:r>
@@ -1529,17 +1527,9 @@
                 <w:color w:val="000000"/>
                 <w:sz w:val="28"/>
                 <w:szCs w:val="28"/>
-              </w:rPr>
-              <w:t>0,0</w:t>
-            </w:r>
-            <w:r>
-              <w:rPr>
-                <w:rFonts w:ascii="Times New Roman" w:hAnsi="Times New Roman" w:cs="Times New Roman"/>
-                <w:color w:val="000000"/>
-                <w:sz w:val="28"/>
-                <w:szCs w:val="28"/>
-              </w:rPr>
-              <w:t>41</w:t>
+                <w:lang w:val="en-US"/>
+              </w:rPr>
+              <w:t>12</w:t>
             </w:r>
           </w:p>
         </w:tc>
@@ -1673,16 +1663,14 @@
       <w:r>
         <w:rPr>
           <w:rFonts w:ascii="Times New Roman" w:hAnsi="Times New Roman" w:cs="Times New Roman"/>
-          <w:noProof/>
-          <w:sz w:val="28"/>
-          <w:szCs w:val="28"/>
-          <w:lang w:eastAsia="ru-RU"/>
+          <w:sz w:val="28"/>
+          <w:szCs w:val="28"/>
         </w:rPr>
         <w:drawing>
-          <wp:inline distT="0" distB="0" distL="0" distR="0" wp14:anchorId="0DDF96A0" wp14:editId="111B68DB">
-            <wp:extent cx="5940425" cy="2000885"/>
-            <wp:effectExtent l="0" t="0" r="3175" b="0"/>
-            <wp:docPr id="1" name="Рисунок 1"/>
+          <wp:inline distT="0" distB="0" distL="0" distR="0" wp14:anchorId="6FC46A8D" wp14:editId="00BD86F0">
+            <wp:extent cx="6912610" cy="2357120"/>
+            <wp:effectExtent l="0" t="0" r="2540" b="5080"/>
+            <wp:docPr id="1742830743" name="Picture 1"/>
             <wp:cNvGraphicFramePr>
               <a:graphicFrameLocks xmlns:a="http://schemas.openxmlformats.org/drawingml/2006/main" noChangeAspect="1"/>
             </wp:cNvGraphicFramePr>
@@ -1690,7 +1678,7 @@
               <a:graphicData uri="http://schemas.openxmlformats.org/drawingml/2006/picture">
                 <pic:pic xmlns:pic="http://schemas.openxmlformats.org/drawingml/2006/picture">
                   <pic:nvPicPr>
-                    <pic:cNvPr id="1" name=""/>
+                    <pic:cNvPr id="1742830743" name=""/>
                     <pic:cNvPicPr/>
                   </pic:nvPicPr>
                   <pic:blipFill>
@@ -1702,7 +1690,7 @@
                   <pic:spPr>
                     <a:xfrm>
                       <a:off x="0" y="0"/>
-                      <a:ext cx="5940425" cy="2000885"/>
+                      <a:ext cx="6912610" cy="2357120"/>
                     </a:xfrm>
                     <a:prstGeom prst="rect">
                       <a:avLst/>
@@ -1874,7 +1862,16 @@
           <w:sz w:val="28"/>
           <w:szCs w:val="28"/>
         </w:rPr>
-        <w:t xml:space="preserve"> = 0,5 В ток </w:t>
+        <w:t xml:space="preserve"> = 0,5 В </w:t>
+      </w:r>
+      <w:r>
+        <w:rPr>
+          <w:color w:val="000000"/>
+          <w:sz w:val="28"/>
+          <w:szCs w:val="28"/>
+        </w:rPr>
+        <w:lastRenderedPageBreak/>
+        <w:t xml:space="preserve">ток </w:t>
       </w:r>
       <w:r>
         <w:rPr>
@@ -1944,7 +1941,6 @@
           <w:sz w:val="28"/>
           <w:szCs w:val="28"/>
         </w:rPr>
-        <w:lastRenderedPageBreak/>
         <w:t>В обратном направлении ток имеет малую величину и измеряется в микроамперах. При увеличении обратного напряжения для всех вариантов наблюдается изменение обратного тока в пределах нескольких микроампер, что показывает запирающие свойств</w:t>
       </w:r>
       <w:r>
